--- a/sundar_innovations_letterhead_v2.docx
+++ b/sundar_innovations_letterhead_v2.docx
@@ -5,7 +5,7 @@
     <w:sectPr>
       <w:headerReference w:type="default" r:id="rId9"/>
       <w:pgSz w:w="11909" w:h="16834"/>
-      <w:pgMar w:top="3168" w:right="1152" w:bottom="2160" w:left="1152" w:header="720" w:footer="720" w:gutter="0"/>
+      <w:pgMar w:top="2592" w:right="1152" w:bottom="2160" w:left="1152" w:header="720" w:footer="720" w:gutter="0"/>
       <w:cols w:space="720"/>
       <w:docGrid w:linePitch="360"/>
     </w:sectPr>

--- a/sundar_innovations_letterhead_v2.docx
+++ b/sundar_innovations_letterhead_v2.docx
@@ -5,7 +5,7 @@
     <w:sectPr>
       <w:headerReference w:type="default" r:id="rId9"/>
       <w:pgSz w:w="11909" w:h="16834"/>
-      <w:pgMar w:top="2592" w:right="1152" w:bottom="2160" w:left="1152" w:header="720" w:footer="720" w:gutter="0"/>
+      <w:pgMar w:top="3168" w:right="1152" w:bottom="2160" w:left="1152" w:header="720" w:footer="720" w:gutter="0"/>
       <w:cols w:space="720"/>
       <w:docGrid w:linePitch="360"/>
     </w:sectPr>

--- a/sundar_innovations_letterhead_v2.docx
+++ b/sundar_innovations_letterhead_v2.docx
@@ -5,7 +5,7 @@
     <w:sectPr>
       <w:headerReference w:type="default" r:id="rId9"/>
       <w:pgSz w:w="11909" w:h="16834"/>
-      <w:pgMar w:top="3168" w:right="1152" w:bottom="2160" w:left="1152" w:header="720" w:footer="720" w:gutter="0"/>
+      <w:pgMar w:top="2880" w:right="1152" w:bottom="2160" w:left="1152" w:header="720" w:footer="720" w:gutter="0"/>
       <w:cols w:space="720"/>
       <w:docGrid w:linePitch="360"/>
     </w:sectPr>
